--- a/proactive-english-b2-sy/out/PE-B2-BK1-SY_Unit08_AnswerKey.docx
+++ b/proactive-english-b2-sy/out/PE-B2-BK1-SY_Unit08_AnswerKey.docx
@@ -23738,7 +23738,7 @@
                 <w:sz w:val="22"/>
                 <w:szCs w:val="22"/>
               </w:rPr>
-              <w:t xml:space="preserve">Two reviews of one instrument, six months apart, contradicting each other flatly. Asked which of them is wrong, Omar said neither — they are different readers, which the class had done in 8.1. So he did the mediation, which is three moves and not the moves of 7.7: quote both verdicts, name what neither review contains, and then supply the missing first line of each and read them again. For anybody who takes a reading at a gate while a driver is signing, this is an excellent instrument. For anybody walking a cold store with eleven readings to take, it is useless. And read one after the other, there is no disagreement at all: they agree, and they are two sentences about two different jobs. Which is the finding of the cycle and is worth more than it looks — most disagreements between two honest reviews are not disagreements, but two verdicts with the readers left out, and the readers were the only things that differed. Dima said she sees about two a month and used to write to both reviewers; now she writes to one and asks what they were doing with it, and nobody has ever been offended by that question or failed to explain the contradiction. Hiba said there must be real disagreements, and there are, and the test is exact: two reviews really contradict each other only when both reviewers used the thing for the same task, under the same conditions, and still disagree. That is rarer than anybody expects, and when it happens the two reviews together are worth more than either alone, because the disagreement has to rest on something neither of them has thought to mention — a thing that varies between units of the same product, or a skill nobody named. A real contradiction is a mechanism nobody has looked for yet — a thing that varies between units of the same product, or a skill nobody named. And Mazen asked whether the mediator decides which review is right, and there is nothing to decide, which is the third time this book has said so in three different ways: in 4.7 both parties had overclaimed, in 6.7 the record was silent, in 7.7 the document was defective, and here both reviews are true and both are incomplete, and what is missing is the same thing in each — six words at the front, which is 5.1. Lubna said so, and Ms Huda said it is the last time this book will make the point: the first six words decide what a sentence is about, and in a review they decide whose sentence it is.</w:t>
+              <w:t xml:space="preserve">Two reviews of one instrument, six months apart, contradicting each other flatly. Asked which of them is wrong, Omar said neither — they are different readers, which the class had done in 8.1. So he did the mediation, which is three moves and not the moves of 7.7: quote both verdicts, name what neither review contains, and then supply the missing first line of each and read them again. For anybody who takes a reading at a gate while a driver is signing, this is an excellent instrument. For anybody walking a cold store with eleven readings to take, it is useless. And read one after the other, there is no disagreement at all: they agree, and they are two sentences about two different jobs. Which is the finding of the cycle and is worth more than it looks — most disagreements between two honest reviews are not disagreements, but two verdicts with the readers left out, and the readers were the only things that differed. Dima said she sees about two a month and used to write to both reviewers; now she writes to one and asks what they were doing with it, and nobody has ever been offended by that question or failed to explain the contradiction. Hiba said there must be real disagreements, and there are, and the test is exact: two reviews really contradict each other only when both reviewers used the thing for the same task, under the same conditions, and still disagree. That is rarer than anybody expects, and when it happens the two reviews together are worth more than either alone, because the disagreement has to rest on something neither of them has thought to mention — a thing that varies between units of the same product, or a skill nobody named. A real contradiction is a mechanism nobody has looked for yet — a thing that varies between units of the same product, or a skill nobody named. And Mazen asked whether the mediator decides which review is right, and there is nothing to decide, which is the fourth time this book has said so in four different ways: in 4.7 both parties had overclaimed, in 6.7 the record was silent, in 7.7 the document was defective, and here both reviews are true and both are incomplete, and what is missing is the same thing in each — six words at the front, which is 5.1. Lubna said so, and Ms Huda said it is the last time this book will make the point: the first six words decide what a sentence is about, and in a review they decide whose sentence it is.</w:t>
             </w:r>
           </w:p>
         </w:tc>
